--- a/docs/Bao_cao_Thi_nghiem_Syscall_Feature.docx
+++ b/docs/Bao_cao_Thi_nghiem_Syscall_Feature.docx
@@ -4818,7 +4818,7 @@
           <w:sz w:val="28"/>
           <w:szCs w:val="28"/>
         </w:rPr>
-        <w:t xml:space="preserve">Chọn tập lệnh riêng nhỏ nhất mà chênh lệch tỷ lệ bắt được so với base29 có cận dưới 95% </w:t>
+        <w:t xml:space="preserve">Chọn tập lệnh riêng nhỏ nhất mà chênh lệch tỷ lệ bắt được so với base29 </w:t>
       </w:r>
       <w:r>
         <w:rPr>
@@ -4829,7 +4829,7 @@
           <w:sz w:val="28"/>
           <w:szCs w:val="28"/>
         </w:rPr>
-        <w:t>lớn hơn −3 điểm phần trăm</w:t>
+        <w:t>không thấp hơn quá 3 điểm phần trăm</w:t>
       </w:r>
       <w:r>
         <w:rPr>
@@ -4839,26 +4839,6 @@
           <w:szCs w:val="28"/>
         </w:rPr>
         <w:t>, đồng thời đạt ngân sách báo sai. Nếu thiếu dữ liệu hoặc thiếu mức phủ thì kết luận là "chưa đủ bằng chứng", không ép chọn.</w:t>
-      </w:r>
-    </w:p>
-    <w:p>
-      <w:pPr>
-        <w:pStyle w:val="ListParagraph"/>
-        <w:numPr>
-          <w:ilvl w:val="0"/>
-          <w:numId w:val="1"/>
-        </w:numPr>
-        <w:spacing w:lineRule="exact" w:line="300" w:before="0" w:after="80"/>
-        <w:rPr/>
-      </w:pPr>
-      <w:r>
-        <w:rPr>
-          <w:rFonts w:eastAsia="Arial" w:cs="Arial"/>
-          <w:color w:val="000000"/>
-          <w:sz w:val="28"/>
-          <w:szCs w:val="28"/>
-        </w:rPr>
-        <w:t>Khoảng tin cậy bằng bootstrap theo khối 10.000 lần, ghép cặp theo cụm; kiểm soát việc so sánh nhiều phương án. Không coi hàng trăm nghìn mẫu chồng lấn là độc lập.</w:t>
       </w:r>
     </w:p>
     <w:p>
@@ -5405,7 +5385,7 @@
                 <w:sz w:val="28"/>
                 <w:szCs w:val="28"/>
               </w:rPr>
-              <w:t>Bảng đúng/sai, tỷ lệ bắt được trong ngân sách, khoảng tin cậy, mức quan trọng của đặc trưng</w:t>
+              <w:t>Bảng đúng/sai, tỷ lệ bắt được trong ngân sách, mức quan trọng của đặc trưng</w:t>
             </w:r>
           </w:p>
         </w:tc>
@@ -6566,65 +6546,6 @@
                 <w:szCs w:val="28"/>
               </w:rPr>
               <w:t>Chấp nhận tập nhỏ hơn nếu tỷ lệ bắt được không thấp hơn mốc so sánh quá giới hạn định trước.</w:t>
-            </w:r>
-          </w:p>
-        </w:tc>
-      </w:tr>
-      <w:tr>
-        <w:trPr>
-          <w:cantSplit w:val="true"/>
-        </w:trPr>
-        <w:tc>
-          <w:tcPr>
-            <w:tcW w:w="2799" w:type="dxa"/>
-            <w:tcBorders>
-              <w:top w:val="single" w:sz="4" w:space="0" w:color="000000"/>
-              <w:left w:val="single" w:sz="4" w:space="0" w:color="000000"/>
-              <w:bottom w:val="single" w:sz="4" w:space="0" w:color="000000"/>
-              <w:right w:val="single" w:sz="4" w:space="0" w:color="000000"/>
-            </w:tcBorders>
-          </w:tcPr>
-          <w:p>
-            <w:pPr>
-              <w:pStyle w:val="Normal"/>
-              <w:spacing w:lineRule="exact" w:line="276" w:before="0" w:after="0"/>
-              <w:rPr/>
-            </w:pPr>
-            <w:r>
-              <w:rPr>
-                <w:rFonts w:eastAsia="Arial" w:cs="Arial"/>
-                <w:color w:val="000000"/>
-                <w:sz w:val="28"/>
-                <w:szCs w:val="28"/>
-              </w:rPr>
-              <w:t>Bootstrap theo khối / khoảng tin cậy</w:t>
-            </w:r>
-          </w:p>
-        </w:tc>
-        <w:tc>
-          <w:tcPr>
-            <w:tcW w:w="6838" w:type="dxa"/>
-            <w:tcBorders>
-              <w:top w:val="single" w:sz="4" w:space="0" w:color="000000"/>
-              <w:left w:val="single" w:sz="4" w:space="0" w:color="000000"/>
-              <w:bottom w:val="single" w:sz="4" w:space="0" w:color="000000"/>
-              <w:right w:val="single" w:sz="4" w:space="0" w:color="000000"/>
-            </w:tcBorders>
-          </w:tcPr>
-          <w:p>
-            <w:pPr>
-              <w:pStyle w:val="Normal"/>
-              <w:spacing w:lineRule="exact" w:line="276" w:before="0" w:after="0"/>
-              <w:rPr/>
-            </w:pPr>
-            <w:r>
-              <w:rPr>
-                <w:rFonts w:eastAsia="Arial" w:cs="Arial"/>
-                <w:color w:val="000000"/>
-                <w:sz w:val="28"/>
-                <w:szCs w:val="28"/>
-              </w:rPr>
-              <w:t>Lấy mẫu lại theo khối dữ liệu phụ thuộc nhau để ước lượng độ bất định.</w:t>
             </w:r>
           </w:p>
         </w:tc>
